--- a/角色材料/任务书/①-传感器与设备模拟_7周任务书_v1.0.docx
+++ b/角色材料/任务书/①-传感器与设备模拟_7周任务书_v1.0.docx
@@ -186,7 +186,7 @@
                 <w:b/>
                 <w:sz w:val="18"/>
               </w:rPr>
-              <w:t>14.第三轮7周总排期 v1.0</w:t>
+              <w:t>14.第三轮7周总排期 v1.1</w:t>
             </w:r>
           </w:p>
         </w:tc>
@@ -3142,7 +3142,7 @@
               <w:rPr>
                 <w:sz w:val="18"/>
               </w:rPr>
-              <w:t>`共享文档/14.第三轮7周总排期与里程碑_v1.0.docx`</w:t>
+              <w:t>`共享文档/14.第三轮7周总排期与里程碑_v1.1.docx`</w:t>
             </w:r>
           </w:p>
         </w:tc>
